--- a/Front-End Development/Daily Work/Daily Work-September 1.docx
+++ b/Front-End Development/Daily Work/Daily Work-September 1.docx
@@ -256,13 +256,107 @@
           <w:szCs w:val="24"/>
         </w:rPr>
       </w:pPr>
-      <w:r>
-        <w:rPr>
-          <w:sz w:val="24"/>
-          <w:szCs w:val="24"/>
-        </w:rPr>
-        <w:t>Let me know if you have any special needs during our session.</w:t>
-      </w:r>
+    </w:p>
+    <w:p>
+      <w:pPr>
+        <w:jc w:val="both"/>
+        <w:rPr>
+          <w:b/>
+          <w:bCs/>
+          <w:sz w:val="28"/>
+          <w:szCs w:val="28"/>
+        </w:rPr>
+      </w:pPr>
+      <w:r>
+        <w:rPr>
+          <w:b/>
+          <w:bCs/>
+          <w:sz w:val="28"/>
+          <w:szCs w:val="28"/>
+        </w:rPr>
+        <w:t>Important notes:</w:t>
+      </w:r>
+    </w:p>
+    <w:p>
+      <w:pPr>
+        <w:jc w:val="both"/>
+        <w:rPr>
+          <w:b/>
+          <w:bCs/>
+          <w:sz w:val="28"/>
+          <w:szCs w:val="28"/>
+        </w:rPr>
+      </w:pPr>
+      <w:r>
+        <w:rPr>
+          <w:b/>
+          <w:bCs/>
+          <w:sz w:val="28"/>
+          <w:szCs w:val="28"/>
+        </w:rPr>
+        <w:t xml:space="preserve">All code and stuff for both of our courses will be found at following </w:t>
+      </w:r>
+      <w:proofErr w:type="spellStart"/>
+      <w:r>
+        <w:rPr>
+          <w:b/>
+          <w:bCs/>
+          <w:sz w:val="28"/>
+          <w:szCs w:val="28"/>
+        </w:rPr>
+        <w:t>github</w:t>
+      </w:r>
+      <w:proofErr w:type="spellEnd"/>
+      <w:r>
+        <w:rPr>
+          <w:b/>
+          <w:bCs/>
+          <w:sz w:val="28"/>
+          <w:szCs w:val="28"/>
+        </w:rPr>
+        <w:t xml:space="preserve"> repository:</w:t>
+      </w:r>
+    </w:p>
+    <w:p>
+      <w:pPr>
+        <w:jc w:val="both"/>
+        <w:rPr>
+          <w:b/>
+          <w:bCs/>
+          <w:sz w:val="28"/>
+          <w:szCs w:val="28"/>
+        </w:rPr>
+      </w:pPr>
+      <w:hyperlink r:id="rId9" w:history="1">
+        <w:r>
+          <w:rPr>
+            <w:rStyle w:val="Hyperlink"/>
+            <w:b/>
+            <w:bCs/>
+            <w:sz w:val="28"/>
+            <w:szCs w:val="28"/>
+          </w:rPr>
+          <w:t>https://github.com/natiquekeyin/fall2023</w:t>
+        </w:r>
+      </w:hyperlink>
+    </w:p>
+    <w:p>
+      <w:pPr>
+        <w:jc w:val="both"/>
+        <w:rPr>
+          <w:sz w:val="24"/>
+          <w:szCs w:val="24"/>
+        </w:rPr>
+      </w:pPr>
+    </w:p>
+    <w:p>
+      <w:pPr>
+        <w:jc w:val="both"/>
+        <w:rPr>
+          <w:sz w:val="24"/>
+          <w:szCs w:val="24"/>
+        </w:rPr>
+      </w:pPr>
     </w:p>
     <w:p>
       <w:pPr>
